--- a/document_templates/russian_library/Претензии/Транспорт_Логистика_Туризм/шаблон_Претензия_авиакомпании.docx
+++ b/document_templates/russian_library/Претензии/Транспорт_Логистика_Туризм/шаблон_Претензия_авиакомпании.docx
@@ -47,13 +47,7 @@
         <w:rPr>
           <w:rStyle w:val="citation-559"/>
         </w:rPr>
-        <w:t>От кого: {{ sender_info }</w:t>
-      </w:r>
-      <w:r>
-        <w:rPr>
-          <w:rStyle w:val="citation-559"/>
-        </w:rPr>
-        <w:t>}</w:t>
+        <w:t>От кого: </w:t>
       </w:r>
     </w:p>
     <w:p>
@@ -62,14 +56,16 @@
         <w:ind w:left="5244"/>
         <w:jc w:val="both"/>
         <w:rPr>
-          <w:rStyle w:val="citation-558"/>
-        </w:rPr>
-      </w:pPr>
-      <w:r>
-        <w:rPr>
-          <w:rStyle w:val="citation-558"/>
-        </w:rPr>
-        <w:t>Адрес регистрации: {{ sender_address }}</w:t>
+          <w:rStyle w:val="citation-557"/>
+          <w:lang w:val="en-US"/>
+        </w:rPr>
+      </w:pPr>
+      <w:r>
+        <w:rPr>
+          <w:rStyle w:val="citation-557"/>
+          <w:lang w:val="en-US"/>
+        </w:rPr>
+        <w:t xml:space="preserve">{{ document_date }}</w:t>
       </w:r>
     </w:p>
     <w:p>
@@ -78,25 +74,6 @@
         <w:ind w:left="5244"/>
         <w:jc w:val="both"/>
         <w:rPr>
-          <w:rStyle w:val="citation-557"/>
-          <w:lang w:val="en-US"/>
-        </w:rPr>
-      </w:pPr>
-      <w:proofErr w:type="gramStart"/>
-      <w:r>
-        <w:rPr>
-          <w:rStyle w:val="citation-557"/>
-          <w:lang w:val="en-US"/>
-        </w:rPr>
-        <w:t xml:space="preserve">{{ w_t_w_r_w_prooferr_w_type_spellstart_w_r_w_rsidrpr_0037595f_w_rpr_w_rstyle_w_val_citation_557_w_lang_w_val_en_us_w_rpr_w_t_document_w_t_w_r_w_prooferr_w_type_gramend_w_r_w_rsidrpr_0037595f_w_rpr_w_rstyle_w_val_citation_557_w_lang_w_val_en_us_w_rpr_w_t_date_w_t_w_r_w_prooferr_w_type_spellend_w_r_w_rsidrpr_0037595f_w_rpr_w_rstyle_w_val_citation_557_w_lang_w_val_en_us_w_rpr_w_t_xml_space_preserve }}</w:t>
-      </w:r>
-    </w:p>
-    <w:p>
-      <w:pPr>
-        <w:pStyle w:val="NormalWeb"/>
-        <w:ind w:left="5244"/>
-        <w:jc w:val="both"/>
-        <w:rPr>
           <w:lang w:val="en-US"/>
         </w:rPr>
       </w:pPr>
@@ -111,7 +88,7 @@
           <w:rStyle w:val="citation-556"/>
           <w:lang w:val="en-US"/>
         </w:rPr>
-        <w:t xml:space="preserve">: {{ w_t_w_r_w_prooferr_w_type_spellstart_w_r_w_rsidrpr_0037595f_w_rpr_w_rstyle_w_val_citation_556_w_lang_w_val_en_us_w_rpr_w_t_sender_phone_w_t_w_r_w_prooferr_w_type_spellend_w_r_w_rsidrpr_0037595f_w_rpr_w_rstyle_w_val_citation_556_w_lang_w_val_en_us_w_rpr_w_t_xml_space_preserve }} </w:t>
+        <w:t xml:space="preserve">: {{ sender_phone }} </w:t>
       </w:r>
     </w:p>
     <w:p>
@@ -248,7 +225,7 @@
           <w:sz w:val="24"/>
           <w:szCs w:val="24"/>
         </w:rPr>
-        <w:t xml:space="preserve">{{ w_t_w_r_w_r_w_rpr_w_rfonts_w_ascii_times_new_roman_w_hansi_times_new_roman_w_cs_times_new_roman_w_sz_w_val_24_w_szcs_w_val_24_w_lang_w_val_en_us_w_rpr_w_t_sender_w_t_w_r_w_r_w_rsidrpr_0037595f_w_rpr_w_rfonts_w_ascii_times_new_roman_w_hansi_times_new_roman_w_cs_times_new_roman_w_sz_w_val_24_w_szcs_w_val_24_w_rpr_w_t_w_t_w_r_w_r_w_rpr_w_rfonts_w_ascii_times_new_roman_w_hansi_times_new_roman_w_cs_times_new_roman_w_sz_w_val_24_w_szcs_w_val_24_w_lang_w_val_en_us_w_rpr_w_t_full_w_t_w_r_w_r_w_rsidrpr_0037595f_w_rpr_w_rfonts_w_ascii_times_new_roman_w_hansi_times_new_roman_w_cs_times_new_roman_w_sz_w_val_24_w_szcs_w_val_24_w_rpr_w_t_w_t_w_r_w_r_w_rpr_w_rfonts_w_ascii_times_new_roman_w_hansi_times_new_roman_w_cs_times_new_roman_w_sz_w_val_24_w_szcs_w_val_24_w_lang_w_val_en_us_w_rpr_w_t_name_w_t_w_r_w_r_w_rsidrpr_0037595f_w_rpr_w_rfonts_w_ascii_times_new_roman_w_hansi_times_new_roman_w_cs_times_new_roman_w_sz_w_val_24_w_szcs_w_val_24_w_rpr_w_t_xml_space_preserve }}</w:t>
+        <w:t xml:space="preserve">{{ sender_full_name }}</w:t>
       </w:r>
       <w:r>
         <w:rPr>
@@ -266,7 +243,7 @@
           <w:sz w:val="24"/>
           <w:szCs w:val="24"/>
         </w:rPr>
-        <w:t xml:space="preserve">{{ w_t_w_r_w_r_w_rpr_w_rfonts_w_ascii_times_new_roman_w_hansi_times_new_roman_w_cs_times_new_roman_w_i_w_ics_w_sz_w_val_24_w_szcs_w_val_24_w_lang_w_val_en_us_w_rpr_w_t_signature_w_t_w_r_w_r_w_rsidrpr_0037595f_w_rpr_w_rfonts_w_ascii_times_new_roman_w_hansi_times_new_roman_w_cs_times_new_roman_w_i_w_ics_w_sz_w_val_24_w_szcs_w_val_24_w_rpr_w_t_xml_space_preserve }}</w:t>
+        <w:t xml:space="preserve">{{ signature }}</w:t>
       </w:r>
       <w:r>
         <w:rPr>
